--- a/paper/Biological_Psychology/Highlights.docx
+++ b/paper/Biological_Psychology/Highlights.docx
@@ -36,7 +36,7 @@
         <w:rPr>
           <w:rFonts w:asciiTheme="majorBidi" w:hAnsiTheme="majorBidi" w:cstheme="majorBidi"/>
         </w:rPr>
-        <w:t xml:space="preserve">Largest IAS study to date (N &gt; 33,000) </w:t>
+        <w:t xml:space="preserve">Large study (N &gt; 33,000) about the Interoceptive Accuracy Scale </w:t>
       </w:r>
     </w:p>
     <w:p>
@@ -55,7 +55,7 @@
         <w:rPr>
           <w:rFonts w:asciiTheme="majorBidi" w:hAnsiTheme="majorBidi" w:cstheme="majorBidi"/>
         </w:rPr>
-        <w:t xml:space="preserve">EGA, FA, and clustering reveal a 14-item, 7-pair structure </w:t>
+        <w:t xml:space="preserve">Cross-validated analysis suggests a 14-item, 7-pair structure to be optimal </w:t>
       </w:r>
     </w:p>
     <w:p>
@@ -74,7 +74,7 @@
         <w:rPr>
           <w:rFonts w:asciiTheme="majorBidi" w:hAnsiTheme="majorBidi" w:cstheme="majorBidi"/>
         </w:rPr>
-        <w:t xml:space="preserve">IAS reflects clustered domains, not a unidimensional scale </w:t>
+        <w:t xml:space="preserve">IAS reflects correlated yet distinct domains, not a unidimensional scale </w:t>
       </w:r>
     </w:p>
     <w:p>
@@ -93,7 +93,7 @@
         <w:rPr>
           <w:rFonts w:asciiTheme="majorBidi" w:hAnsiTheme="majorBidi" w:cstheme="majorBidi"/>
         </w:rPr>
-        <w:t xml:space="preserve">IAS links to adaptive traits, and inversely to maladaptive traits </w:t>
+        <w:t xml:space="preserve">IAS positively links to adaptive traits, and negatively to maladaptive traits </w:t>
       </w:r>
     </w:p>
     <w:p>
@@ -112,19 +112,7 @@
         <w:rPr>
           <w:rFonts w:asciiTheme="majorBidi" w:hAnsiTheme="majorBidi" w:cstheme="majorBidi"/>
         </w:rPr>
-        <w:t>Self-perceived interoceptive ability</w:t>
-      </w:r>
-      <w:r>
-        <w:rPr>
-          <w:rFonts w:asciiTheme="majorBidi" w:hAnsiTheme="majorBidi" w:cstheme="majorBidi"/>
-        </w:rPr>
-        <w:t xml:space="preserve"> is differentiated across distinct bodily systems</w:t>
-      </w:r>
-      <w:r>
-        <w:rPr>
-          <w:rFonts w:asciiTheme="majorBidi" w:hAnsiTheme="majorBidi" w:cstheme="majorBidi"/>
-        </w:rPr>
-        <w:t xml:space="preserve"> </w:t>
+        <w:t>Self-perceived interoceptive ability is differentiated across distinct bodily system</w:t>
       </w:r>
     </w:p>
     <w:sectPr>
